--- a/keidy/cronogramas/Cronograma_Procura_Semana6_IUTECP.docx
+++ b/keidy/cronogramas/Cronograma_Procura_Semana6_IUTECP.docx
@@ -113,7 +113,7 @@
           <w:rFonts w:ascii="Times New Roman" w:hAnsi="Times New Roman"/>
           <w:sz w:val="24"/>
         </w:rPr>
-        <w:t>Del 06 al 10 de julio de 2026</w:t>
+        <w:t>Del 13 al 17 de julio de 2026</w:t>
       </w:r>
     </w:p>
     <w:p>
@@ -134,6 +134,26 @@
           <w:sz w:val="24"/>
         </w:rPr>
         <w:t>Keidy Guzmán |  C.I.: 28.706.352</w:t>
+      </w:r>
+    </w:p>
+    <w:p>
+      <w:pPr>
+        <w:spacing w:line="276" w:lineRule="auto" w:after="40"/>
+      </w:pPr>
+      <w:r>
+        <w:rPr>
+          <w:rFonts w:ascii="Times New Roman" w:hAnsi="Times New Roman"/>
+          <w:b/>
+          <w:sz w:val="24"/>
+        </w:rPr>
+        <w:t xml:space="preserve">TUTOR INDUSTRIAL: </w:t>
+      </w:r>
+      <w:r>
+        <w:rPr>
+          <w:rFonts w:ascii="Times New Roman" w:hAnsi="Times New Roman"/>
+          <w:sz w:val="24"/>
+        </w:rPr>
+        <w:t>Martina Rondón | C.I.: 12.208.768</w:t>
       </w:r>
     </w:p>
     <w:p/>
@@ -822,25 +842,8 @@
         <w:tc>
           <w:tcPr>
             <w:tcW w:type="dxa" w:w="4133"/>
-            <w:vAlign w:val="center"/>
           </w:tcPr>
-          <w:p>
-            <w:pPr>
-              <w:spacing w:line="240" w:lineRule="auto" w:before="80" w:after="80"/>
-              <w:jc w:val="center"/>
-            </w:pPr>
-            <w:r/>
-            <w:r>
-              <w:rPr>
-                <w:rFonts w:ascii="Times New Roman" w:hAnsi="Times New Roman"/>
-                <w:b w:val="0"/>
-                <w:sz w:val="18"/>
-              </w:rPr>
-              <w:t>Firma del Pasante:</w:t>
-              <w:br/>
-              <w:t>Keidy Guzmán |  C.I.: 28.706.352</w:t>
-            </w:r>
-          </w:p>
+          <w:p/>
         </w:tc>
         <w:tc>
           <w:tcPr>

--- a/keidy/cronogramas/Cronograma_Procura_Semana6_IUTECP.docx
+++ b/keidy/cronogramas/Cronograma_Procura_Semana6_IUTECP.docx
@@ -834,22 +834,71 @@
         <w:tc>
           <w:tcPr>
             <w:tcW w:type="dxa" w:w="4139"/>
+            <w:vAlign w:val="center"/>
           </w:tcPr>
-          <w:p/>
+          <w:p>
+            <w:pPr>
+              <w:spacing w:line="240" w:lineRule="auto" w:before="80" w:after="80"/>
+              <w:jc w:val="center"/>
+            </w:pPr>
+            <w:r/>
+            <w:r>
+              <w:rPr>
+                <w:rFonts w:ascii="Times New Roman" w:hAnsi="Times New Roman"/>
+                <w:b w:val="0"/>
+                <w:sz w:val="24"/>
+              </w:rPr>
+              <w:t>_________________________</w:t>
+            </w:r>
+          </w:p>
         </w:tc>
       </w:tr>
       <w:tr>
         <w:tc>
           <w:tcPr>
             <w:tcW w:type="dxa" w:w="4133"/>
+            <w:vAlign w:val="center"/>
           </w:tcPr>
-          <w:p/>
+          <w:p>
+            <w:pPr>
+              <w:spacing w:line="240" w:lineRule="auto" w:before="80" w:after="80"/>
+              <w:jc w:val="center"/>
+            </w:pPr>
+            <w:r/>
+            <w:r>
+              <w:rPr>
+                <w:rFonts w:ascii="Times New Roman" w:hAnsi="Times New Roman"/>
+                <w:b w:val="0"/>
+                <w:sz w:val="18"/>
+              </w:rPr>
+              <w:t>Firma del Pasante:</w:t>
+              <w:br/>
+              <w:t>Keidy Guzmán |  C.I.: 28.706.352</w:t>
+            </w:r>
+          </w:p>
         </w:tc>
         <w:tc>
           <w:tcPr>
             <w:tcW w:type="dxa" w:w="4139"/>
+            <w:vAlign w:val="center"/>
           </w:tcPr>
-          <w:p/>
+          <w:p>
+            <w:pPr>
+              <w:spacing w:line="240" w:lineRule="auto" w:before="80" w:after="80"/>
+              <w:jc w:val="center"/>
+            </w:pPr>
+            <w:r/>
+            <w:r>
+              <w:rPr>
+                <w:rFonts w:ascii="Times New Roman" w:hAnsi="Times New Roman"/>
+                <w:b w:val="0"/>
+                <w:sz w:val="18"/>
+              </w:rPr>
+              <w:t>Firma del Tutor Industrial:</w:t>
+              <w:br/>
+              <w:t>Martina Rondón | C.I.: 12.208.768</w:t>
+            </w:r>
+          </w:p>
         </w:tc>
       </w:tr>
     </w:tbl>

--- a/keidy/cronogramas/Cronograma_Procura_Semana6_IUTECP.docx
+++ b/keidy/cronogramas/Cronograma_Procura_Semana6_IUTECP.docx
@@ -903,6 +903,20 @@
       </w:tr>
     </w:tbl>
     <w:p/>
+    <w:p>
+      <w:pPr>
+        <w:spacing w:before="240"/>
+        <w:jc w:val="center"/>
+      </w:pPr>
+      <w:r>
+        <w:rPr>
+          <w:rFonts w:ascii="Times New Roman" w:hAnsi="Times New Roman"/>
+          <w:b/>
+          <w:sz w:val="20"/>
+        </w:rPr>
+        <w:t>SELLO DE LA EMPRESA</w:t>
+      </w:r>
+    </w:p>
     <w:sectPr>
       <w:pgSz w:w="12240" w:h="15840"/>
       <w:pgMar w:top="1701" w:right="1701" w:bottom="1701" w:left="2268" w:header="720" w:footer="720" w:gutter="0"/>

--- a/keidy/cronogramas/Cronograma_Procura_Semana6_IUTECP.docx
+++ b/keidy/cronogramas/Cronograma_Procura_Semana6_IUTECP.docx
@@ -778,16 +778,63 @@
     </w:p>
     <w:p>
       <w:pPr>
-        <w:spacing w:line="360" w:lineRule="auto" w:after="0"/>
-        <w:jc w:val="both"/>
+        <w:spacing w:line="360" w:lineRule="auto"/>
       </w:pPr>
       <w:r>
         <w:rPr>
           <w:rFonts w:ascii="Times New Roman" w:hAnsi="Times New Roman"/>
-          <w:b w:val="0"/>
-          <w:sz w:val="24"/>
+          <w:i/>
+          <w:sz w:val="22"/>
         </w:rPr>
-        <w:t>El diagrama causa-efecto quedó muy claro y adaptado a nuestra oficina. El soporte teórico recopilado es pertinente con lo exigido para el nivel técnico.</w:t>
+        <w:t>(Espacio reservado para la evaluación cualitativa del tutor sobre control de procesos, puntualidad, manejo de solicitudes y cumplimiento de directrices contables)</w:t>
+      </w:r>
+    </w:p>
+    <w:p>
+      <w:pPr>
+        <w:spacing w:before="160" w:after="0"/>
+      </w:pPr>
+      <w:r>
+        <w:rPr>
+          <w:rFonts w:ascii="Times New Roman" w:hAnsi="Times New Roman"/>
+          <w:b/>
+        </w:rPr>
+        <w:t>___________________________________________________________________________</w:t>
+      </w:r>
+    </w:p>
+    <w:p>
+      <w:pPr>
+        <w:spacing w:before="160" w:after="0"/>
+      </w:pPr>
+      <w:r>
+        <w:rPr>
+          <w:rFonts w:ascii="Times New Roman" w:hAnsi="Times New Roman"/>
+          <w:b/>
+        </w:rPr>
+        <w:t>___________________________________________________________________________</w:t>
+      </w:r>
+    </w:p>
+    <w:p>
+      <w:pPr>
+        <w:spacing w:before="160" w:after="0"/>
+      </w:pPr>
+      <w:r>
+        <w:rPr>
+          <w:rFonts w:ascii="Times New Roman" w:hAnsi="Times New Roman"/>
+          <w:b/>
+        </w:rPr>
+        <w:t>___________________________________________________________________________</w:t>
+      </w:r>
+    </w:p>
+    <w:p>
+      <w:pPr>
+        <w:spacing w:before="160" w:after="0"/>
+      </w:pPr>
+      <w:r>
+        <w:rPr>
+          <w:rFonts w:ascii="Times New Roman" w:hAnsi="Times New Roman"/>
+          <w:b/>
+        </w:rPr>
+        <w:t>___________________________________________________________________________</w:t>
       </w:r>
     </w:p>
     <w:p/>

--- a/keidy/cronogramas/Cronograma_Procura_Semana6_IUTECP.docx
+++ b/keidy/cronogramas/Cronograma_Procura_Semana6_IUTECP.docx
@@ -181,7 +181,7 @@
           <w:b w:val="0"/>
           <w:sz w:val="24"/>
         </w:rPr>
-        <w:t>Estructurar las causas de las fallas del departamento en un diagrama de Ishikawa y fundamentar conceptualmente el proyecto.</w:t>
+        <w:t>Dar seguimiento a cotizaciones pendientes y diseñar el nuevo flujo de trabajo simplificado de la procura.</w:t>
       </w:r>
     </w:p>
     <w:p/>
@@ -342,7 +342,7 @@
                 <w:b w:val="0"/>
                 <w:sz w:val="20"/>
               </w:rPr>
-              <w:t>Clasificación de causas</w:t>
+              <w:t>Seguimiento a cotizaciones</w:t>
             </w:r>
           </w:p>
         </w:tc>
@@ -363,7 +363,7 @@
                 <w:b w:val="0"/>
                 <w:sz w:val="20"/>
               </w:rPr>
-              <w:t>Dividir las causas de retrasos en las categorías de métodos, herramientas o factor humano.</w:t>
+              <w:t>Verificar el estatus de las cotizaciones pendientes de aprobación gerencial y actualizar los expedientes.</w:t>
             </w:r>
           </w:p>
         </w:tc>
@@ -384,7 +384,7 @@
                 <w:b w:val="0"/>
                 <w:sz w:val="20"/>
               </w:rPr>
-              <w:t>Block de notas</w:t>
+              <w:t>Hojas de seguimiento, PC de oficina</w:t>
             </w:r>
           </w:p>
         </w:tc>
@@ -428,7 +428,7 @@
                 <w:b w:val="0"/>
                 <w:sz w:val="20"/>
               </w:rPr>
-              <w:t>Estructuración del Ishikawa</w:t>
+              <w:t>Actualización de expedientes activos</w:t>
             </w:r>
           </w:p>
         </w:tc>
@@ -449,7 +449,7 @@
                 <w:b w:val="0"/>
                 <w:sz w:val="20"/>
               </w:rPr>
-              <w:t>Diseñar en papel la estructura del diagrama de espina de pescado (causas y efectos).</w:t>
+              <w:t>Registrar los avances de las compras en proceso en los expedientes del período.</w:t>
             </w:r>
           </w:p>
         </w:tc>
@@ -470,7 +470,7 @@
                 <w:b w:val="0"/>
                 <w:sz w:val="20"/>
               </w:rPr>
-              <w:t>Lápiz, papel, regla</w:t>
+              <w:t>Archiveros, formatos de control</w:t>
             </w:r>
           </w:p>
         </w:tc>
@@ -514,7 +514,7 @@
                 <w:b w:val="0"/>
                 <w:sz w:val="20"/>
               </w:rPr>
-              <w:t>Digitalización del gráfico</w:t>
+              <w:t>Diseño del flujo simplificado</w:t>
             </w:r>
           </w:p>
         </w:tc>
@@ -535,7 +535,7 @@
                 <w:b w:val="0"/>
                 <w:sz w:val="20"/>
               </w:rPr>
-              <w:t>Pasar a limpio el diagrama de espina de pescado usando herramientas de la computadora.</w:t>
+              <w:t>Redactar el nuevo flujo de trabajo con reducción de pasos y definición de puntos de control.</w:t>
             </w:r>
           </w:p>
         </w:tc>
@@ -556,7 +556,7 @@
                 <w:b w:val="0"/>
                 <w:sz w:val="20"/>
               </w:rPr>
-              <w:t>PC de oficina, Word</w:t>
+              <w:t>Procesador de textos, papel</w:t>
             </w:r>
           </w:p>
         </w:tc>
@@ -600,7 +600,7 @@
                 <w:b w:val="0"/>
                 <w:sz w:val="20"/>
               </w:rPr>
-              <w:t>Lectura de manuales</w:t>
+              <w:t>Asignación de responsables por etapa</w:t>
             </w:r>
           </w:p>
         </w:tc>
@@ -621,7 +621,7 @@
                 <w:b w:val="0"/>
                 <w:sz w:val="20"/>
               </w:rPr>
-              <w:t>Revisar libros de administración y control de compras para fundamentar conceptualmente la propuesta.</w:t>
+              <w:t>Definir el responsable de cada fase del nuevo procedimiento simplificado de procura.</w:t>
             </w:r>
           </w:p>
         </w:tc>
@@ -642,7 +642,7 @@
                 <w:b w:val="0"/>
                 <w:sz w:val="20"/>
               </w:rPr>
-              <w:t>Manuales de administración, guías</w:t>
+              <w:t>Organigrama, procesador de textos</w:t>
             </w:r>
           </w:p>
         </w:tc>
@@ -686,7 +686,7 @@
                 <w:b w:val="0"/>
                 <w:sz w:val="20"/>
               </w:rPr>
-              <w:t>Cierre de diagnóstico</w:t>
+              <w:t>Definición de tiempos máximos por fase</w:t>
             </w:r>
           </w:p>
         </w:tc>
@@ -707,7 +707,7 @@
                 <w:b w:val="0"/>
                 <w:sz w:val="20"/>
               </w:rPr>
-              <w:t>Redactar la conclusión final del diagnóstico situacional del departamento para el informe.</w:t>
+              <w:t>Establecer los tiempos máximos de respuesta aceptables para cada etapa del nuevo circuito de compras.</w:t>
             </w:r>
           </w:p>
         </w:tc>
@@ -728,7 +728,7 @@
                 <w:b w:val="0"/>
                 <w:sz w:val="20"/>
               </w:rPr>
-              <w:t>Procesador de textos</w:t>
+              <w:t>Cuaderno de notas, software de oficina</w:t>
             </w:r>
           </w:p>
         </w:tc>
@@ -759,7 +759,7 @@
           <w:b w:val="0"/>
           <w:sz w:val="24"/>
         </w:rPr>
-        <w:t>Diagrama de Ishikawa digital y primer borrador del marco teórico del informe.</w:t>
+        <w:t>Expedientes de cotizaciones actualizados y esquema del nuevo flujo simplificado con puntos de control definidos.</w:t>
       </w:r>
     </w:p>
     <w:p/>

--- a/keidy/cronogramas/Cronograma_Procura_Semana6_IUTECP.docx
+++ b/keidy/cronogramas/Cronograma_Procura_Semana6_IUTECP.docx
@@ -864,17 +864,42 @@
           </w:tcPr>
           <w:p>
             <w:pPr>
-              <w:spacing w:line="240" w:lineRule="auto" w:before="80" w:after="80"/>
               <w:jc w:val="center"/>
             </w:pPr>
             <w:r/>
             <w:r>
-              <w:rPr>
-                <w:rFonts w:ascii="Times New Roman" w:hAnsi="Times New Roman"/>
-                <w:b w:val="0"/>
-                <w:sz w:val="24"/>
-              </w:rPr>
-              <w:t>_________________________</w:t>
+              <w:drawing>
+                <wp:inline xmlns:a="http://schemas.openxmlformats.org/drawingml/2006/main" xmlns:pic="http://schemas.openxmlformats.org/drawingml/2006/picture">
+                  <wp:extent cx="1260000" cy="581538"/>
+                  <wp:docPr id="1" name="Picture 1"/>
+                  <wp:cNvGraphicFramePr>
+                    <a:graphicFrameLocks noChangeAspect="1"/>
+                  </wp:cNvGraphicFramePr>
+                  <a:graphic>
+                    <a:graphicData uri="http://schemas.openxmlformats.org/drawingml/2006/picture">
+                      <pic:pic>
+                        <pic:nvPicPr>
+                          <pic:cNvPr id="0" name="firma_keidy.png"/>
+                          <pic:cNvPicPr/>
+                        </pic:nvPicPr>
+                        <pic:blipFill>
+                          <a:blip r:embed="rId9"/>
+                          <a:stretch>
+                            <a:fillRect/>
+                          </a:stretch>
+                        </pic:blipFill>
+                        <pic:spPr>
+                          <a:xfrm>
+                            <a:off x="0" y="0"/>
+                            <a:ext cx="1260000" cy="581538"/>
+                          </a:xfrm>
+                          <a:prstGeom prst="rect"/>
+                        </pic:spPr>
+                      </pic:pic>
+                    </a:graphicData>
+                  </a:graphic>
+                </wp:inline>
+              </w:drawing>
             </w:r>
           </w:p>
         </w:tc>
@@ -885,17 +910,42 @@
           </w:tcPr>
           <w:p>
             <w:pPr>
-              <w:spacing w:line="240" w:lineRule="auto" w:before="80" w:after="80"/>
               <w:jc w:val="center"/>
             </w:pPr>
             <w:r/>
             <w:r>
-              <w:rPr>
-                <w:rFonts w:ascii="Times New Roman" w:hAnsi="Times New Roman"/>
-                <w:b w:val="0"/>
-                <w:sz w:val="24"/>
-              </w:rPr>
-              <w:t>_________________________</w:t>
+              <w:drawing>
+                <wp:inline xmlns:a="http://schemas.openxmlformats.org/drawingml/2006/main" xmlns:pic="http://schemas.openxmlformats.org/drawingml/2006/picture">
+                  <wp:extent cx="1260000" cy="746597"/>
+                  <wp:docPr id="2" name="Picture 2"/>
+                  <wp:cNvGraphicFramePr>
+                    <a:graphicFrameLocks noChangeAspect="1"/>
+                  </wp:cNvGraphicFramePr>
+                  <a:graphic>
+                    <a:graphicData uri="http://schemas.openxmlformats.org/drawingml/2006/picture">
+                      <pic:pic>
+                        <pic:nvPicPr>
+                          <pic:cNvPr id="0" name="firma_tutor_keidy.png"/>
+                          <pic:cNvPicPr/>
+                        </pic:nvPicPr>
+                        <pic:blipFill>
+                          <a:blip r:embed="rId10"/>
+                          <a:stretch>
+                            <a:fillRect/>
+                          </a:stretch>
+                        </pic:blipFill>
+                        <pic:spPr>
+                          <a:xfrm>
+                            <a:off x="0" y="0"/>
+                            <a:ext cx="1260000" cy="746597"/>
+                          </a:xfrm>
+                          <a:prstGeom prst="rect"/>
+                        </pic:spPr>
+                      </pic:pic>
+                    </a:graphicData>
+                  </a:graphic>
+                </wp:inline>
+              </w:drawing>
             </w:r>
           </w:p>
         </w:tc>
@@ -956,12 +1006,38 @@
         <w:jc w:val="center"/>
       </w:pPr>
       <w:r>
-        <w:rPr>
-          <w:rFonts w:ascii="Times New Roman" w:hAnsi="Times New Roman"/>
-          <w:b/>
-          <w:sz w:val="20"/>
-        </w:rPr>
-        <w:t>SELLO DE LA EMPRESA</w:t>
+        <w:drawing>
+          <wp:inline xmlns:a="http://schemas.openxmlformats.org/drawingml/2006/main" xmlns:pic="http://schemas.openxmlformats.org/drawingml/2006/picture">
+            <wp:extent cx="1440000" cy="633402"/>
+            <wp:docPr id="3" name="Picture 3"/>
+            <wp:cNvGraphicFramePr>
+              <a:graphicFrameLocks noChangeAspect="1"/>
+            </wp:cNvGraphicFramePr>
+            <a:graphic>
+              <a:graphicData uri="http://schemas.openxmlformats.org/drawingml/2006/picture">
+                <pic:pic>
+                  <pic:nvPicPr>
+                    <pic:cNvPr id="0" name="sello_keidy.jpg"/>
+                    <pic:cNvPicPr/>
+                  </pic:nvPicPr>
+                  <pic:blipFill>
+                    <a:blip r:embed="rId11"/>
+                    <a:stretch>
+                      <a:fillRect/>
+                    </a:stretch>
+                  </pic:blipFill>
+                  <pic:spPr>
+                    <a:xfrm>
+                      <a:off x="0" y="0"/>
+                      <a:ext cx="1440000" cy="633402"/>
+                    </a:xfrm>
+                    <a:prstGeom prst="rect"/>
+                  </pic:spPr>
+                </pic:pic>
+              </a:graphicData>
+            </a:graphic>
+          </wp:inline>
+        </w:drawing>
       </w:r>
     </w:p>
     <w:sectPr>

--- a/keidy/cronogramas/Cronograma_Procura_Semana6_IUTECP.docx
+++ b/keidy/cronogramas/Cronograma_Procura_Semana6_IUTECP.docx
@@ -778,63 +778,16 @@
     </w:p>
     <w:p>
       <w:pPr>
-        <w:spacing w:line="360" w:lineRule="auto"/>
+        <w:spacing w:line="360" w:lineRule="auto" w:after="0"/>
+        <w:jc w:val="both"/>
       </w:pPr>
       <w:r>
         <w:rPr>
           <w:rFonts w:ascii="Times New Roman" w:hAnsi="Times New Roman"/>
-          <w:i/>
-          <w:sz w:val="22"/>
+          <w:b w:val="0"/>
+          <w:sz w:val="24"/>
         </w:rPr>
-        <w:t>(Espacio reservado para la evaluación cualitativa del tutor sobre control de procesos, puntualidad, manejo de solicitudes y cumplimiento de directrices contables)</w:t>
-      </w:r>
-    </w:p>
-    <w:p>
-      <w:pPr>
-        <w:spacing w:before="160" w:after="0"/>
-      </w:pPr>
-      <w:r>
-        <w:rPr>
-          <w:rFonts w:ascii="Times New Roman" w:hAnsi="Times New Roman"/>
-          <w:b/>
-        </w:rPr>
-        <w:t>___________________________________________________________________________</w:t>
-      </w:r>
-    </w:p>
-    <w:p>
-      <w:pPr>
-        <w:spacing w:before="160" w:after="0"/>
-      </w:pPr>
-      <w:r>
-        <w:rPr>
-          <w:rFonts w:ascii="Times New Roman" w:hAnsi="Times New Roman"/>
-          <w:b/>
-        </w:rPr>
-        <w:t>___________________________________________________________________________</w:t>
-      </w:r>
-    </w:p>
-    <w:p>
-      <w:pPr>
-        <w:spacing w:before="160" w:after="0"/>
-      </w:pPr>
-      <w:r>
-        <w:rPr>
-          <w:rFonts w:ascii="Times New Roman" w:hAnsi="Times New Roman"/>
-          <w:b/>
-        </w:rPr>
-        <w:t>___________________________________________________________________________</w:t>
-      </w:r>
-    </w:p>
-    <w:p>
-      <w:pPr>
-        <w:spacing w:before="160" w:after="0"/>
-      </w:pPr>
-      <w:r>
-        <w:rPr>
-          <w:rFonts w:ascii="Times New Roman" w:hAnsi="Times New Roman"/>
-          <w:b/>
-        </w:rPr>
-        <w:t>___________________________________________________________________________</w:t>
+        <w:t>Mantuvo los expedientes de cotizaciones al día. El esquema del flujo simplificado propuesto es claro y pertinente.</w:t>
       </w:r>
     </w:p>
     <w:p/>

--- a/keidy/cronogramas/Cronograma_Procura_Semana6_IUTECP.docx
+++ b/keidy/cronogramas/Cronograma_Procura_Semana6_IUTECP.docx
@@ -181,7 +181,7 @@
           <w:b w:val="0"/>
           <w:sz w:val="24"/>
         </w:rPr>
-        <w:t>Dar seguimiento a cotizaciones pendientes y diseñar el nuevo flujo de trabajo simplificado de la procura.</w:t>
+        <w:t>Diseñar el flujo simplificado del proceso de procura, definiendo etapas, responsables y puntos de control.</w:t>
       </w:r>
     </w:p>
     <w:p/>
@@ -363,7 +363,7 @@
                 <w:b w:val="0"/>
                 <w:sz w:val="20"/>
               </w:rPr>
-              <w:t>Verificar el estatus de las cotizaciones pendientes de aprobación gerencial y actualizar los expedientes.</w:t>
+              <w:t>Actualizar expedientes de cotizaciones pendientes.</w:t>
             </w:r>
           </w:p>
         </w:tc>
@@ -384,7 +384,7 @@
                 <w:b w:val="0"/>
                 <w:sz w:val="20"/>
               </w:rPr>
-              <w:t>Hojas de seguimiento, PC de oficina</w:t>
+              <w:t>Hojas de seguimiento, PC</w:t>
             </w:r>
           </w:p>
         </w:tc>
@@ -428,7 +428,7 @@
                 <w:b w:val="0"/>
                 <w:sz w:val="20"/>
               </w:rPr>
-              <w:t>Actualización de expedientes activos</w:t>
+              <w:t>Actualización de expedientes</w:t>
             </w:r>
           </w:p>
         </w:tc>
@@ -449,7 +449,7 @@
                 <w:b w:val="0"/>
                 <w:sz w:val="20"/>
               </w:rPr>
-              <w:t>Registrar los avances de las compras en proceso en los expedientes del período.</w:t>
+              <w:t>Registrar avances de compras en proceso.</w:t>
             </w:r>
           </w:p>
         </w:tc>
@@ -470,7 +470,7 @@
                 <w:b w:val="0"/>
                 <w:sz w:val="20"/>
               </w:rPr>
-              <w:t>Archiveros, formatos de control</w:t>
+              <w:t>Archiveros, formatos</w:t>
             </w:r>
           </w:p>
         </w:tc>
@@ -514,7 +514,7 @@
                 <w:b w:val="0"/>
                 <w:sz w:val="20"/>
               </w:rPr>
-              <w:t>Diseño del flujo simplificado</w:t>
+              <w:t>Diseño del flujo</w:t>
             </w:r>
           </w:p>
         </w:tc>
@@ -535,7 +535,7 @@
                 <w:b w:val="0"/>
                 <w:sz w:val="20"/>
               </w:rPr>
-              <w:t>Redactar el nuevo flujo de trabajo con reducción de pasos y definición de puntos de control.</w:t>
+              <w:t>Redactar y diagramar el nuevo recorrido simplificado de las requisiciones.</w:t>
             </w:r>
           </w:p>
         </w:tc>
@@ -556,7 +556,7 @@
                 <w:b w:val="0"/>
                 <w:sz w:val="20"/>
               </w:rPr>
-              <w:t>Procesador de textos, papel</w:t>
+              <w:t>Procesador de textos, diagramador</w:t>
             </w:r>
           </w:p>
         </w:tc>
@@ -600,7 +600,7 @@
                 <w:b w:val="0"/>
                 <w:sz w:val="20"/>
               </w:rPr>
-              <w:t>Asignación de responsables por etapa</w:t>
+              <w:t>Asignación de responsables</w:t>
             </w:r>
           </w:p>
         </w:tc>
@@ -621,7 +621,7 @@
                 <w:b w:val="0"/>
                 <w:sz w:val="20"/>
               </w:rPr>
-              <w:t>Definir el responsable de cada fase del nuevo procedimiento simplificado de procura.</w:t>
+              <w:t>Definir el responsable de cada etapa del procedimiento propuesto.</w:t>
             </w:r>
           </w:p>
         </w:tc>
@@ -686,7 +686,7 @@
                 <w:b w:val="0"/>
                 <w:sz w:val="20"/>
               </w:rPr>
-              <w:t>Definición de tiempos máximos por fase</w:t>
+              <w:t>Puntos de control</w:t>
             </w:r>
           </w:p>
         </w:tc>
@@ -707,7 +707,7 @@
                 <w:b w:val="0"/>
                 <w:sz w:val="20"/>
               </w:rPr>
-              <w:t>Establecer los tiempos máximos de respuesta aceptables para cada etapa del nuevo circuito de compras.</w:t>
+              <w:t>Establecer verificaciones mínimas y tiempos de referencia por fase.</w:t>
             </w:r>
           </w:p>
         </w:tc>
@@ -728,7 +728,7 @@
                 <w:b w:val="0"/>
                 <w:sz w:val="20"/>
               </w:rPr>
-              <w:t>Cuaderno de notas, software de oficina</w:t>
+              <w:t>Hoja de trabajo</w:t>
             </w:r>
           </w:p>
         </w:tc>
@@ -759,7 +759,7 @@
           <w:b w:val="0"/>
           <w:sz w:val="24"/>
         </w:rPr>
-        <w:t>Expedientes de cotizaciones actualizados y esquema del nuevo flujo simplificado con puntos de control definidos.</w:t>
+        <w:t>Flujo simplificado con responsables y puntos de control definidos.</w:t>
       </w:r>
     </w:p>
     <w:p/>
@@ -778,16 +778,63 @@
     </w:p>
     <w:p>
       <w:pPr>
-        <w:spacing w:line="360" w:lineRule="auto" w:after="0"/>
-        <w:jc w:val="both"/>
+        <w:spacing w:line="360" w:lineRule="auto"/>
       </w:pPr>
       <w:r>
         <w:rPr>
           <w:rFonts w:ascii="Times New Roman" w:hAnsi="Times New Roman"/>
-          <w:b w:val="0"/>
-          <w:sz w:val="24"/>
+          <w:i/>
+          <w:sz w:val="22"/>
         </w:rPr>
-        <w:t>Mantuvo los expedientes de cotizaciones al día. El esquema del flujo simplificado propuesto es claro y pertinente.</w:t>
+        <w:t>(Espacio reservado para la evaluación cualitativa del tutor sobre control de procesos, puntualidad, manejo de solicitudes y cumplimiento de directrices contables)</w:t>
+      </w:r>
+    </w:p>
+    <w:p>
+      <w:pPr>
+        <w:spacing w:before="160" w:after="0"/>
+      </w:pPr>
+      <w:r>
+        <w:rPr>
+          <w:rFonts w:ascii="Times New Roman" w:hAnsi="Times New Roman"/>
+          <w:b/>
+        </w:rPr>
+        <w:t>___________________________________________________________________________</w:t>
+      </w:r>
+    </w:p>
+    <w:p>
+      <w:pPr>
+        <w:spacing w:before="160" w:after="0"/>
+      </w:pPr>
+      <w:r>
+        <w:rPr>
+          <w:rFonts w:ascii="Times New Roman" w:hAnsi="Times New Roman"/>
+          <w:b/>
+        </w:rPr>
+        <w:t>___________________________________________________________________________</w:t>
+      </w:r>
+    </w:p>
+    <w:p>
+      <w:pPr>
+        <w:spacing w:before="160" w:after="0"/>
+      </w:pPr>
+      <w:r>
+        <w:rPr>
+          <w:rFonts w:ascii="Times New Roman" w:hAnsi="Times New Roman"/>
+          <w:b/>
+        </w:rPr>
+        <w:t>___________________________________________________________________________</w:t>
+      </w:r>
+    </w:p>
+    <w:p>
+      <w:pPr>
+        <w:spacing w:before="160" w:after="0"/>
+      </w:pPr>
+      <w:r>
+        <w:rPr>
+          <w:rFonts w:ascii="Times New Roman" w:hAnsi="Times New Roman"/>
+          <w:b/>
+        </w:rPr>
+        <w:t>___________________________________________________________________________</w:t>
       </w:r>
     </w:p>
     <w:p/>

--- a/keidy/cronogramas/Cronograma_Procura_Semana6_IUTECP.docx
+++ b/keidy/cronogramas/Cronograma_Procura_Semana6_IUTECP.docx
@@ -778,16 +778,63 @@
     </w:p>
     <w:p>
       <w:pPr>
-        <w:spacing w:line="360" w:lineRule="auto" w:after="0"/>
-        <w:jc w:val="both"/>
+        <w:spacing w:line="360" w:lineRule="auto"/>
       </w:pPr>
       <w:r>
         <w:rPr>
           <w:rFonts w:ascii="Times New Roman" w:hAnsi="Times New Roman"/>
-          <w:b w:val="0"/>
-          <w:sz w:val="24"/>
+          <w:i/>
+          <w:sz w:val="22"/>
         </w:rPr>
-        <w:t>Mantuvo los expedientes de cotizaciones al día. El esquema del flujo simplificado propuesto es claro y pertinente.</w:t>
+        <w:t>(Espacio reservado para la evaluación cualitativa del tutor sobre control de procesos, puntualidad, manejo de solicitudes y cumplimiento de directrices contables)</w:t>
+      </w:r>
+    </w:p>
+    <w:p>
+      <w:pPr>
+        <w:spacing w:before="160" w:after="0"/>
+      </w:pPr>
+      <w:r>
+        <w:rPr>
+          <w:rFonts w:ascii="Times New Roman" w:hAnsi="Times New Roman"/>
+          <w:b/>
+        </w:rPr>
+        <w:t>___________________________________________________________________________</w:t>
+      </w:r>
+    </w:p>
+    <w:p>
+      <w:pPr>
+        <w:spacing w:before="160" w:after="0"/>
+      </w:pPr>
+      <w:r>
+        <w:rPr>
+          <w:rFonts w:ascii="Times New Roman" w:hAnsi="Times New Roman"/>
+          <w:b/>
+        </w:rPr>
+        <w:t>___________________________________________________________________________</w:t>
+      </w:r>
+    </w:p>
+    <w:p>
+      <w:pPr>
+        <w:spacing w:before="160" w:after="0"/>
+      </w:pPr>
+      <w:r>
+        <w:rPr>
+          <w:rFonts w:ascii="Times New Roman" w:hAnsi="Times New Roman"/>
+          <w:b/>
+        </w:rPr>
+        <w:t>___________________________________________________________________________</w:t>
+      </w:r>
+    </w:p>
+    <w:p>
+      <w:pPr>
+        <w:spacing w:before="160" w:after="0"/>
+      </w:pPr>
+      <w:r>
+        <w:rPr>
+          <w:rFonts w:ascii="Times New Roman" w:hAnsi="Times New Roman"/>
+          <w:b/>
+        </w:rPr>
+        <w:t>___________________________________________________________________________</w:t>
       </w:r>
     </w:p>
     <w:p/>

--- a/keidy/cronogramas/Cronograma_Procura_Semana6_IUTECP.docx
+++ b/keidy/cronogramas/Cronograma_Procura_Semana6_IUTECP.docx
@@ -778,63 +778,16 @@
     </w:p>
     <w:p>
       <w:pPr>
-        <w:spacing w:line="360" w:lineRule="auto"/>
+        <w:spacing w:line="360" w:lineRule="auto" w:after="0"/>
+        <w:jc w:val="both"/>
       </w:pPr>
       <w:r>
         <w:rPr>
           <w:rFonts w:ascii="Times New Roman" w:hAnsi="Times New Roman"/>
-          <w:i/>
-          <w:sz w:val="22"/>
+          <w:b w:val="0"/>
+          <w:sz w:val="24"/>
         </w:rPr>
-        <w:t>(Espacio reservado para la evaluación cualitativa del tutor sobre control de procesos, puntualidad, manejo de solicitudes y cumplimiento de directrices contables)</w:t>
-      </w:r>
-    </w:p>
-    <w:p>
-      <w:pPr>
-        <w:spacing w:before="160" w:after="0"/>
-      </w:pPr>
-      <w:r>
-        <w:rPr>
-          <w:rFonts w:ascii="Times New Roman" w:hAnsi="Times New Roman"/>
-          <w:b/>
-        </w:rPr>
-        <w:t>___________________________________________________________________________</w:t>
-      </w:r>
-    </w:p>
-    <w:p>
-      <w:pPr>
-        <w:spacing w:before="160" w:after="0"/>
-      </w:pPr>
-      <w:r>
-        <w:rPr>
-          <w:rFonts w:ascii="Times New Roman" w:hAnsi="Times New Roman"/>
-          <w:b/>
-        </w:rPr>
-        <w:t>___________________________________________________________________________</w:t>
-      </w:r>
-    </w:p>
-    <w:p>
-      <w:pPr>
-        <w:spacing w:before="160" w:after="0"/>
-      </w:pPr>
-      <w:r>
-        <w:rPr>
-          <w:rFonts w:ascii="Times New Roman" w:hAnsi="Times New Roman"/>
-          <w:b/>
-        </w:rPr>
-        <w:t>___________________________________________________________________________</w:t>
-      </w:r>
-    </w:p>
-    <w:p>
-      <w:pPr>
-        <w:spacing w:before="160" w:after="0"/>
-      </w:pPr>
-      <w:r>
-        <w:rPr>
-          <w:rFonts w:ascii="Times New Roman" w:hAnsi="Times New Roman"/>
-          <w:b/>
-        </w:rPr>
-        <w:t>___________________________________________________________________________</w:t>
+        <w:t>La pasante desarrolló satisfactoriamente el flujo simplificado del proceso de procura, demostrando comprensión de las etapas, responsabilidades y puntos de control necesarios para mejorar el seguimiento administrativo.</w:t>
       </w:r>
     </w:p>
     <w:p/>

--- a/keidy/cronogramas/Cronograma_Procura_Semana6_IUTECP.docx
+++ b/keidy/cronogramas/Cronograma_Procura_Semana6_IUTECP.docx
@@ -734,7 +734,27 @@
         </w:tc>
       </w:tr>
     </w:tbl>
-    <w:p/>
+    <w:p>
+      <w:pPr>
+        <w:spacing w:line="240" w:lineRule="auto" w:before="0" w:after="120"/>
+        <w:ind w:firstLine="0"/>
+      </w:pPr>
+      <w:r>
+        <w:rPr>
+          <w:rFonts w:ascii="Times New Roman" w:hAnsi="Times New Roman"/>
+          <w:i/>
+          <w:sz w:val="20"/>
+        </w:rPr>
+        <w:t xml:space="preserve">Fuente: </w:t>
+      </w:r>
+      <w:r>
+        <w:rPr>
+          <w:rFonts w:ascii="Times New Roman" w:hAnsi="Times New Roman"/>
+          <w:sz w:val="20"/>
+        </w:rPr>
+        <w:t>Guzmán K. (2026).</w:t>
+      </w:r>
+    </w:p>
     <w:p>
       <w:pPr>
         <w:spacing w:after="80"/>
